--- a/04_Manuscripts/submission_package_JECP/supplementary_material.docx
+++ b/04_Manuscripts/submission_package_JECP/supplementary_material.docx
@@ -23,7 +23,7 @@
         <w:pStyle w:val="FirstParagraph"/>
       </w:pPr>
       <w:r>
-        <w:t>Appendix Table A1. Selected Spatial Lag Model (SLM) results</w:t>
+        <w:t>Supplementary Table S1. Selected Spatial Lag Model (SLM) results</w:t>
       </w:r>
     </w:p>
     <w:p>
@@ -372,14 +372,6 @@
       </w:pPr>
       <w:r>
         <w:t>Cancer surgery density map by prefecture</w:t>
-      </w:r>
-    </w:p>
-    <w:p>
-      <w:pPr>
-        <w:pStyle w:val="ImageCaption"/>
-      </w:pPr>
-      <w:r>
-        <w:t>Scatter plot of dentist density vs. POFM density</w:t>
       </w:r>
     </w:p>
     <w:sectPr>

--- a/04_Manuscripts/submission_package_JECP/supplementary_material.docx
+++ b/04_Manuscripts/submission_package_JECP/supplementary_material.docx
@@ -168,7 +168,7 @@
         <w:pStyle w:val="a0"/>
       </w:pPr>
       <w:r>
-        <w:t>Appendix Figure A4: Scatter plot of cancer surgery density vs. POFM density by prefecture (N = 47). The dashed line indicates the OLS regression fit (β = 98.3, p = 0.510).</w:t>
+        <w:t>Appendix Figure A3: Scatter plot of cancer surgery density vs. POFM density by prefecture (N = 47). The dashed line indicates the OLS regression fit (β = 98.3, p = 0.510).</w:t>
       </w:r>
     </w:p>
     <w:p>
@@ -235,8 +235,7 @@
         <w:pStyle w:val="a0"/>
       </w:pPr>
       <w:r>
-        <w:lastRenderedPageBreak/>
-        <w:t>Appendix Figure A5: Forest plot of cancer surgery density regression coefficients across seven sensitivity analysis specifications. Bars represent 95% confidence intervals. Red = p&lt;0.05; Blue = p≥0.05.</w:t>
+        <w:t>Appendix Figure A4: Forest plot of cancer surgery density regression coefficients across seven sensitivity analysis specifications. Bars represent 95% confidence intervals. Red = p&lt;0.05; Blue = p≥0.05.</w:t>
       </w:r>
     </w:p>
     <w:p>
